--- a/02 - Languages/Java/02 - Java Arrays.docx
+++ b/02 - Languages/Java/02 - Java Arrays.docx
@@ -4,7 +4,7 @@
   <w:body>
     <w:p>
       <w:pPr>
-        <w:pStyle w:val="16"/>
+        <w:pStyle w:val="17"/>
       </w:pPr>
       <w:r>
         <w:rPr>
@@ -23,11 +23,15 @@
       <w:pPr>
         <w:bidi w:val="0"/>
         <w:rPr>
+          <w:sz w:val="24"/>
+          <w:szCs w:val="24"/>
           <w:lang w:eastAsia="en-IN"/>
         </w:rPr>
       </w:pPr>
       <w:r>
         <w:rPr>
+          <w:sz w:val="24"/>
+          <w:szCs w:val="24"/>
           <w:lang w:eastAsia="en-IN"/>
         </w:rPr>
         <w:t>To declare an array, define the variable type with square brackets:</w:t>
@@ -38,11 +42,15 @@
         <w:bidi w:val="0"/>
         <w:rPr>
           <w:rFonts w:hint="default"/>
+          <w:sz w:val="24"/>
+          <w:szCs w:val="24"/>
           <w:lang w:val="en-US" w:eastAsia="en-IN"/>
         </w:rPr>
       </w:pPr>
       <w:r>
         <w:rPr>
+          <w:sz w:val="24"/>
+          <w:szCs w:val="24"/>
           <w:lang w:eastAsia="en-IN"/>
         </w:rPr>
         <w:t xml:space="preserve">String[] cars; </w:t>
@@ -50,11 +58,17 @@
       <w:r>
         <w:rPr>
           <w:rFonts w:hint="default"/>
+          <w:sz w:val="24"/>
+          <w:szCs w:val="24"/>
           <w:lang w:val="en-US" w:eastAsia="en-IN"/>
         </w:rPr>
         <w:t>//</w:t>
       </w:r>
       <w:r>
+        <w:rPr>
+          <w:sz w:val="24"/>
+          <w:szCs w:val="24"/>
+        </w:rPr>
         <w:t>recommended</w:t>
       </w:r>
     </w:p>
@@ -63,12 +77,16 @@
         <w:bidi w:val="0"/>
         <w:rPr>
           <w:rFonts w:hint="default"/>
+          <w:sz w:val="24"/>
+          <w:szCs w:val="24"/>
           <w:lang w:val="en-US" w:eastAsia="en-IN"/>
         </w:rPr>
       </w:pPr>
       <w:r>
         <w:rPr>
           <w:rFonts w:hint="default"/>
+          <w:sz w:val="24"/>
+          <w:szCs w:val="24"/>
           <w:lang w:val="en-US" w:eastAsia="en-IN"/>
         </w:rPr>
         <w:t>String cars[];</w:t>
@@ -81,8 +99,8 @@
         <w:rPr>
           <w:rFonts w:ascii="Times New Roman" w:hAnsi="Times New Roman" w:eastAsia="Times New Roman" w:cs="Times New Roman"/>
           <w:color w:val="3A3A3A"/>
-          <w:sz w:val="27"/>
-          <w:szCs w:val="27"/>
+          <w:sz w:val="28"/>
+          <w:szCs w:val="28"/>
           <w:lang w:eastAsia="en-IN"/>
         </w:rPr>
       </w:pPr>
@@ -90,8 +108,8 @@
         <w:rPr>
           <w:rFonts w:ascii="Courier New" w:hAnsi="Courier New" w:eastAsia="Times New Roman" w:cs="Courier New"/>
           <w:color w:val="3A3A3A"/>
-          <w:sz w:val="20"/>
-          <w:szCs w:val="20"/>
+          <w:sz w:val="21"/>
+          <w:szCs w:val="21"/>
           <w:lang w:eastAsia="en-IN"/>
         </w:rPr>
         <w:br w:type="textWrapping"/>
@@ -100,8 +118,9 @@
         <w:rPr>
           <w:rFonts w:ascii="Courier New" w:hAnsi="Courier New" w:eastAsia="Times New Roman" w:cs="Courier New"/>
           <w:color w:val="3A3A3A"/>
-          <w:sz w:val="20"/>
-          <w:szCs w:val="20"/>
+          <w:sz w:val="21"/>
+          <w:szCs w:val="21"/>
+          <w:highlight w:val="yellow"/>
           <w:lang w:eastAsia="en-IN"/>
         </w:rPr>
         <w:t>String[] cars= new</w:t>
@@ -110,8 +129,9 @@
         <w:rPr>
           <w:rFonts w:ascii="Times New Roman" w:hAnsi="Times New Roman" w:eastAsia="Times New Roman" w:cs="Times New Roman"/>
           <w:color w:val="3A3A3A"/>
-          <w:sz w:val="27"/>
-          <w:szCs w:val="27"/>
+          <w:sz w:val="28"/>
+          <w:szCs w:val="28"/>
+          <w:highlight w:val="yellow"/>
           <w:lang w:eastAsia="en-IN"/>
         </w:rPr>
         <w:t xml:space="preserve"> </w:t>
@@ -120,8 +140,9 @@
         <w:rPr>
           <w:rFonts w:ascii="Courier New" w:hAnsi="Courier New" w:eastAsia="Times New Roman" w:cs="Courier New"/>
           <w:color w:val="3A3A3A"/>
-          <w:sz w:val="20"/>
-          <w:szCs w:val="20"/>
+          <w:sz w:val="21"/>
+          <w:szCs w:val="21"/>
+          <w:highlight w:val="yellow"/>
           <w:lang w:eastAsia="en-IN"/>
         </w:rPr>
         <w:t>String[5]; //String array declaration with size</w:t>
@@ -134,8 +155,8 @@
         <w:rPr>
           <w:rFonts w:ascii="Times New Roman" w:hAnsi="Times New Roman" w:eastAsia="Times New Roman" w:cs="Times New Roman"/>
           <w:color w:val="3A3A3A"/>
-          <w:sz w:val="27"/>
-          <w:szCs w:val="27"/>
+          <w:sz w:val="28"/>
+          <w:szCs w:val="28"/>
           <w:lang w:eastAsia="en-IN"/>
         </w:rPr>
       </w:pPr>
@@ -144,11 +165,16 @@
       <w:pPr>
         <w:bidi w:val="0"/>
         <w:rPr>
+          <w:sz w:val="24"/>
+          <w:szCs w:val="24"/>
+          <w:highlight w:val="yellow"/>
           <w:lang w:eastAsia="en-IN"/>
         </w:rPr>
       </w:pPr>
       <w:r>
         <w:rPr>
+          <w:sz w:val="24"/>
+          <w:szCs w:val="24"/>
           <w:lang w:eastAsia="en-IN"/>
         </w:rPr>
         <w:t>We have now declared a variable that holds an array of strings. To insert values to it, you can place the values in a comma-separated list, inside curly braces:</w:t>
@@ -158,11 +184,13 @@
       <w:pPr>
         <w:bidi w:val="0"/>
         <w:rPr>
+          <w:highlight w:val="yellow"/>
           <w:lang w:eastAsia="en-IN"/>
         </w:rPr>
       </w:pPr>
       <w:r>
         <w:rPr>
+          <w:highlight w:val="yellow"/>
           <w:lang w:eastAsia="en-IN"/>
         </w:rPr>
         <w:t>String[] cars = {"Volvo", "BMW", "Ford", "Mazda"};  This is hard-coded</w:t>
@@ -399,7 +427,6 @@
             <w:insideH w:val="none" w:color="auto" w:sz="0" w:space="0"/>
             <w:insideV w:val="none" w:color="auto" w:sz="0" w:space="0"/>
           </w:tblBorders>
-          <w:shd w:val="clear" w:color="auto" w:fill="auto"/>
           <w:tblCellMar>
             <w:top w:w="15" w:type="dxa"/>
             <w:left w:w="15" w:type="dxa"/>
@@ -729,35 +756,78 @@
     <w:p>
       <w:pPr>
         <w:bidi w:val="0"/>
-      </w:pPr>
-      <w:r>
+        <w:rPr>
+          <w:sz w:val="24"/>
+          <w:szCs w:val="24"/>
+        </w:rPr>
+      </w:pPr>
+      <w:r>
+        <w:rPr>
+          <w:sz w:val="24"/>
+          <w:szCs w:val="24"/>
+        </w:rPr>
         <w:t>how to access</w:t>
       </w:r>
     </w:p>
     <w:p>
       <w:pPr>
         <w:bidi w:val="0"/>
-      </w:pPr>
-      <w:r>
+        <w:rPr>
+          <w:sz w:val="24"/>
+          <w:szCs w:val="24"/>
+          <w:highlight w:val="yellow"/>
+        </w:rPr>
+      </w:pPr>
+      <w:r>
+        <w:rPr>
+          <w:sz w:val="24"/>
+          <w:szCs w:val="24"/>
+          <w:highlight w:val="yellow"/>
+        </w:rPr>
         <w:br w:type="textWrapping"/>
       </w:r>
       <w:r>
+        <w:rPr>
+          <w:sz w:val="24"/>
+          <w:szCs w:val="24"/>
+          <w:highlight w:val="yellow"/>
+        </w:rPr>
         <w:t>String[] cars = {"Volvo", "BMW", "Ford", "Mazda"};</w:t>
       </w:r>
     </w:p>
     <w:p>
       <w:pPr>
         <w:bidi w:val="0"/>
-      </w:pPr>
-      <w:r>
+        <w:rPr>
+          <w:sz w:val="24"/>
+          <w:szCs w:val="24"/>
+          <w:highlight w:val="yellow"/>
+        </w:rPr>
+      </w:pPr>
+      <w:r>
+        <w:rPr>
+          <w:sz w:val="24"/>
+          <w:szCs w:val="24"/>
+          <w:highlight w:val="yellow"/>
+        </w:rPr>
         <w:t>System.out.println(cars[0]);</w:t>
       </w:r>
     </w:p>
     <w:p>
       <w:pPr>
         <w:bidi w:val="0"/>
-      </w:pPr>
-      <w:r>
+        <w:rPr>
+          <w:sz w:val="24"/>
+          <w:szCs w:val="24"/>
+          <w:highlight w:val="yellow"/>
+        </w:rPr>
+      </w:pPr>
+      <w:r>
+        <w:rPr>
+          <w:sz w:val="24"/>
+          <w:szCs w:val="24"/>
+          <w:highlight w:val="yellow"/>
+        </w:rPr>
         <w:t>// Outputs Volvo</w:t>
       </w:r>
     </w:p>
@@ -844,7 +914,7 @@
     <w:p>
       <w:pPr>
         <w:rPr>
-          <w:rStyle w:val="19"/>
+          <w:rStyle w:val="20"/>
           <w:rFonts w:ascii="Consolas" w:hAnsi="Consolas"/>
           <w:sz w:val="23"/>
           <w:szCs w:val="23"/>
@@ -863,24 +933,42 @@
     <w:p>
       <w:pPr>
         <w:bidi w:val="0"/>
-      </w:pPr>
-      <w:r>
+        <w:rPr>
+          <w:highlight w:val="yellow"/>
+        </w:rPr>
+      </w:pPr>
+      <w:r>
+        <w:rPr>
+          <w:highlight w:val="yellow"/>
+        </w:rPr>
         <w:t>String[] cars = {"Volvo", "BMW", "Ford", "Mazda"};</w:t>
       </w:r>
     </w:p>
     <w:p>
       <w:pPr>
         <w:bidi w:val="0"/>
-      </w:pPr>
-      <w:r>
+        <w:rPr>
+          <w:highlight w:val="yellow"/>
+        </w:rPr>
+      </w:pPr>
+      <w:r>
+        <w:rPr>
+          <w:highlight w:val="yellow"/>
+        </w:rPr>
         <w:t>System.out.println(cars.length);</w:t>
       </w:r>
     </w:p>
     <w:p>
       <w:pPr>
         <w:bidi w:val="0"/>
-      </w:pPr>
-      <w:r>
+        <w:rPr>
+          <w:highlight w:val="yellow"/>
+        </w:rPr>
+      </w:pPr>
+      <w:r>
+        <w:rPr>
+          <w:highlight w:val="yellow"/>
+        </w:rPr>
         <w:t>// Outputs 4</w:t>
       </w:r>
     </w:p>
@@ -918,7 +1006,7 @@
     </w:p>
     <w:p>
       <w:pPr>
-        <w:pStyle w:val="14"/>
+        <w:pStyle w:val="15"/>
         <w:keepNext w:val="0"/>
         <w:keepLines w:val="0"/>
         <w:widowControl/>
@@ -931,7 +1019,7 @@
     </w:p>
     <w:p>
       <w:pPr>
-        <w:pStyle w:val="14"/>
+        <w:pStyle w:val="15"/>
         <w:keepNext w:val="0"/>
         <w:keepLines w:val="0"/>
         <w:widowControl/>
@@ -943,14 +1031,14 @@
       </w:r>
       <w:r>
         <w:rPr>
-          <w:rStyle w:val="9"/>
+          <w:rStyle w:val="10"/>
         </w:rPr>
         <w:t>0</w:t>
       </w:r>
     </w:p>
     <w:p>
       <w:pPr>
-        <w:pStyle w:val="14"/>
+        <w:pStyle w:val="15"/>
         <w:keepNext w:val="0"/>
         <w:keepLines w:val="0"/>
         <w:widowControl/>
@@ -966,7 +1054,7 @@
       </w:r>
       <w:r>
         <w:rPr>
-          <w:rStyle w:val="9"/>
+          <w:rStyle w:val="10"/>
         </w:rPr>
         <w:t>length - 1</w:t>
       </w:r>
@@ -1095,7 +1183,6 @@
             <w:insideH w:val="none" w:color="auto" w:sz="0" w:space="0"/>
             <w:insideV w:val="none" w:color="auto" w:sz="0" w:space="0"/>
           </w:tblBorders>
-          <w:shd w:val="clear" w:color="auto" w:fill="auto"/>
           <w:tblCellMar>
             <w:top w:w="15" w:type="dxa"/>
             <w:left w:w="15" w:type="dxa"/>
@@ -1122,7 +1209,7 @@
             </w:pPr>
             <w:r>
               <w:rPr>
-                <w:rStyle w:val="9"/>
+                <w:rStyle w:val="10"/>
                 <w:rFonts w:ascii="SimSun" w:hAnsi="SimSun" w:eastAsia="SimSun" w:cs="SimSun"/>
                 <w:kern w:val="0"/>
                 <w:sz w:val="24"/>
@@ -1149,7 +1236,7 @@
             </w:pPr>
             <w:r>
               <w:rPr>
-                <w:rStyle w:val="9"/>
+                <w:rStyle w:val="10"/>
                 <w:rFonts w:ascii="SimSun" w:hAnsi="SimSun" w:eastAsia="SimSun" w:cs="SimSun"/>
                 <w:kern w:val="0"/>
                 <w:sz w:val="24"/>
@@ -1245,7 +1332,6 @@
             <w:insideH w:val="none" w:color="auto" w:sz="0" w:space="0"/>
             <w:insideV w:val="none" w:color="auto" w:sz="0" w:space="0"/>
           </w:tblBorders>
-          <w:shd w:val="clear" w:color="auto" w:fill="auto"/>
           <w:tblCellMar>
             <w:top w:w="15" w:type="dxa"/>
             <w:left w:w="15" w:type="dxa"/>
@@ -1618,14 +1704,14 @@
     <w:p>
       <w:pPr>
         <w:rPr>
-          <w:sz w:val="28"/>
-          <w:szCs w:val="28"/>
-        </w:rPr>
-      </w:pPr>
-      <w:r>
-        <w:rPr>
-          <w:sz w:val="28"/>
-          <w:szCs w:val="28"/>
+          <w:sz w:val="24"/>
+          <w:szCs w:val="24"/>
+        </w:rPr>
+      </w:pPr>
+      <w:r>
+        <w:rPr>
+          <w:sz w:val="24"/>
+          <w:szCs w:val="24"/>
         </w:rPr>
         <w:t>int[] array = {3, 2, 1};</w:t>
       </w:r>
@@ -1633,14 +1719,14 @@
     <w:p>
       <w:pPr>
         <w:rPr>
-          <w:sz w:val="28"/>
-          <w:szCs w:val="28"/>
-        </w:rPr>
-      </w:pPr>
-      <w:r>
-        <w:rPr>
-          <w:sz w:val="28"/>
-          <w:szCs w:val="28"/>
+          <w:sz w:val="24"/>
+          <w:szCs w:val="24"/>
+        </w:rPr>
+      </w:pPr>
+      <w:r>
+        <w:rPr>
+          <w:sz w:val="24"/>
+          <w:szCs w:val="24"/>
         </w:rPr>
         <w:t>Arrays.sort(array);</w:t>
       </w:r>
@@ -1648,14 +1734,14 @@
     <w:p>
       <w:pPr>
         <w:rPr>
-          <w:sz w:val="28"/>
-          <w:szCs w:val="28"/>
-        </w:rPr>
-      </w:pPr>
-      <w:r>
-        <w:rPr>
-          <w:sz w:val="28"/>
-          <w:szCs w:val="28"/>
+          <w:sz w:val="24"/>
+          <w:szCs w:val="24"/>
+        </w:rPr>
+      </w:pPr>
+      <w:r>
+        <w:rPr>
+          <w:sz w:val="24"/>
+          <w:szCs w:val="24"/>
         </w:rPr>
         <w:t>for (int i : array) {</w:t>
       </w:r>
@@ -1663,14 +1749,14 @@
     <w:p>
       <w:pPr>
         <w:rPr>
-          <w:sz w:val="28"/>
-          <w:szCs w:val="28"/>
-        </w:rPr>
-      </w:pPr>
-      <w:r>
-        <w:rPr>
-          <w:sz w:val="28"/>
-          <w:szCs w:val="28"/>
+          <w:sz w:val="24"/>
+          <w:szCs w:val="24"/>
+        </w:rPr>
+      </w:pPr>
+      <w:r>
+        <w:rPr>
+          <w:sz w:val="24"/>
+          <w:szCs w:val="24"/>
         </w:rPr>
         <w:t xml:space="preserve">    System.out.print(i + " ");</w:t>
       </w:r>
@@ -1678,14 +1764,14 @@
     <w:p>
       <w:pPr>
         <w:rPr>
-          <w:sz w:val="28"/>
-          <w:szCs w:val="28"/>
-        </w:rPr>
-      </w:pPr>
-      <w:r>
-        <w:rPr>
-          <w:sz w:val="28"/>
-          <w:szCs w:val="28"/>
+          <w:sz w:val="24"/>
+          <w:szCs w:val="24"/>
+        </w:rPr>
+      </w:pPr>
+      <w:r>
+        <w:rPr>
+          <w:sz w:val="24"/>
+          <w:szCs w:val="24"/>
         </w:rPr>
         <w:t>}</w:t>
       </w:r>
@@ -1696,7 +1782,7 @@
         <w:shd w:val="clear" w:color="auto" w:fill="FFFFFF"/>
         <w:spacing w:before="0" w:line="270" w:lineRule="atLeast"/>
         <w:rPr>
-          <w:rStyle w:val="15"/>
+          <w:rStyle w:val="16"/>
           <w:color w:val="auto"/>
           <w:sz w:val="32"/>
           <w:szCs w:val="32"/>
@@ -1704,7 +1790,7 @@
       </w:pPr>
       <w:r>
         <w:rPr>
-          <w:rStyle w:val="15"/>
+          <w:rStyle w:val="16"/>
           <w:color w:val="auto"/>
           <w:sz w:val="32"/>
           <w:szCs w:val="32"/>
@@ -1715,8 +1801,8 @@
     <w:p>
       <w:pPr>
         <w:rPr>
-          <w:sz w:val="28"/>
-          <w:szCs w:val="28"/>
+          <w:sz w:val="24"/>
+          <w:szCs w:val="24"/>
         </w:rPr>
       </w:pPr>
     </w:p>
@@ -1786,36 +1872,48 @@
         <w:shd w:val="clear" w:color="auto" w:fill="FFFFFF"/>
         <w:spacing w:before="0" w:line="270" w:lineRule="atLeast"/>
         <w:rPr>
-          <w:rStyle w:val="15"/>
+          <w:rStyle w:val="16"/>
           <w:color w:val="auto"/>
-          <w:sz w:val="36"/>
-          <w:szCs w:val="36"/>
-        </w:rPr>
-      </w:pPr>
-      <w:r>
-        <w:rPr>
-          <w:rStyle w:val="15"/>
+          <w:sz w:val="32"/>
+          <w:szCs w:val="32"/>
+        </w:rPr>
+      </w:pPr>
+      <w:r>
+        <w:rPr>
+          <w:rStyle w:val="16"/>
           <w:color w:val="auto"/>
-          <w:sz w:val="36"/>
-          <w:szCs w:val="36"/>
+          <w:sz w:val="32"/>
+          <w:szCs w:val="32"/>
         </w:rPr>
         <w:t>Arrays binarySearch</w:t>
       </w:r>
     </w:p>
-    <w:p>
-      <w:pPr>
-        <w:rPr>
-          <w:sz w:val="36"/>
-          <w:szCs w:val="36"/>
+    <w:p/>
+    <w:p>
+      <w:pPr>
+        <w:rPr>
+          <w:color w:val="000000" w:themeColor="text1"/>
+          <w:sz w:val="32"/>
+          <w:szCs w:val="32"/>
+          <w14:textFill>
+            <w14:solidFill>
+              <w14:schemeClr w14:val="tx1"/>
+            </w14:solidFill>
+          </w14:textFill>
         </w:rPr>
       </w:pPr>
       <w:r>
         <w:rPr>
           <w:rFonts w:ascii="Helvetica" w:hAnsi="Helvetica"/>
-          <w:color w:val="555555"/>
-          <w:sz w:val="24"/>
-          <w:szCs w:val="24"/>
+          <w:color w:val="000000" w:themeColor="text1"/>
+          <w:sz w:val="22"/>
+          <w:szCs w:val="22"/>
           <w:shd w:val="clear" w:color="auto" w:fill="FFFFFF"/>
+          <w14:textFill>
+            <w14:solidFill>
+              <w14:schemeClr w14:val="tx1"/>
+            </w14:solidFill>
+          </w14:textFill>
         </w:rPr>
         <w:t>but requires the array to be sorted first.</w:t>
       </w:r>
@@ -1824,25 +1922,35 @@
       <w:pPr>
         <w:bidi w:val="0"/>
         <w:rPr>
+          <w:sz w:val="22"/>
+          <w:szCs w:val="22"/>
           <w:lang w:eastAsia="en-IN"/>
         </w:rPr>
       </w:pPr>
       <w:r>
         <w:rPr>
+          <w:sz w:val="22"/>
+          <w:szCs w:val="22"/>
           <w:lang w:eastAsia="en-IN"/>
         </w:rPr>
         <w:t>int[] array = {1, 2, 3, 4, 5};</w:t>
       </w:r>
+      <w:bookmarkStart w:id="0" w:name="_GoBack"/>
+      <w:bookmarkEnd w:id="0"/>
     </w:p>
     <w:p>
       <w:pPr>
         <w:bidi w:val="0"/>
         <w:rPr>
+          <w:sz w:val="22"/>
+          <w:szCs w:val="22"/>
           <w:lang w:eastAsia="en-IN"/>
         </w:rPr>
       </w:pPr>
       <w:r>
         <w:rPr>
+          <w:sz w:val="22"/>
+          <w:szCs w:val="22"/>
           <w:lang w:eastAsia="en-IN"/>
         </w:rPr>
         <w:t>int index = Arrays.binarySearch(array, 3);</w:t>
@@ -1852,11 +1960,15 @@
       <w:pPr>
         <w:bidi w:val="0"/>
         <w:rPr>
+          <w:sz w:val="22"/>
+          <w:szCs w:val="22"/>
           <w:lang w:eastAsia="en-IN"/>
         </w:rPr>
       </w:pPr>
       <w:r>
         <w:rPr>
+          <w:sz w:val="22"/>
+          <w:szCs w:val="22"/>
           <w:lang w:eastAsia="en-IN"/>
         </w:rPr>
         <w:t>System.out.println(index);</w:t>
@@ -1873,26 +1985,137 @@
     <w:p>
       <w:pPr>
         <w:rPr>
+          <w:rFonts w:ascii="SimSun" w:hAnsi="SimSun" w:eastAsia="SimSun" w:cs="SimSun"/>
+          <w:b w:val="0"/>
+          <w:bCs w:val="0"/>
+          <w:sz w:val="24"/>
+          <w:szCs w:val="24"/>
+        </w:rPr>
+      </w:pPr>
+      <w:r>
+        <w:rPr>
           <w:rFonts w:hint="default"/>
           <w:sz w:val="28"/>
           <w:szCs w:val="28"/>
         </w:rPr>
-      </w:pPr>
+        <w:t>Arrays.toString(array)</w:t>
+      </w:r>
       <w:r>
         <w:rPr>
           <w:rFonts w:hint="default"/>
           <w:sz w:val="28"/>
           <w:szCs w:val="28"/>
-        </w:rPr>
-        <w:t>Arrays.toString(array)</w:t>
-      </w:r>
-    </w:p>
-    <w:p>
-      <w:pPr>
-        <w:rPr>
-          <w:rFonts w:hint="default"/>
+          <w:lang w:val="en-US"/>
+        </w:rPr>
+        <w:t xml:space="preserve"> -</w:t>
+      </w:r>
+      <w:r>
+        <w:rPr>
+          <w:rFonts w:hint="default"/>
+          <w:b w:val="0"/>
+          <w:bCs w:val="0"/>
           <w:sz w:val="28"/>
           <w:szCs w:val="28"/>
+          <w:lang w:val="en-US"/>
+        </w:rPr>
+        <w:t xml:space="preserve"> </w:t>
+      </w:r>
+      <w:r>
+        <w:rPr>
+          <w:rFonts w:ascii="SimSun" w:hAnsi="SimSun" w:eastAsia="SimSun" w:cs="SimSun"/>
+          <w:b w:val="0"/>
+          <w:bCs w:val="0"/>
+          <w:sz w:val="24"/>
+          <w:szCs w:val="24"/>
+        </w:rPr>
+        <w:t xml:space="preserve">Converts a </w:t>
+      </w:r>
+      <w:r>
+        <w:rPr>
+          <w:rStyle w:val="16"/>
+          <w:rFonts w:ascii="SimSun" w:hAnsi="SimSun" w:eastAsia="SimSun" w:cs="SimSun"/>
+          <w:b w:val="0"/>
+          <w:bCs w:val="0"/>
+          <w:sz w:val="24"/>
+          <w:szCs w:val="24"/>
+        </w:rPr>
+        <w:t>1D array</w:t>
+      </w:r>
+      <w:r>
+        <w:rPr>
+          <w:rFonts w:ascii="SimSun" w:hAnsi="SimSun" w:eastAsia="SimSun" w:cs="SimSun"/>
+          <w:b w:val="0"/>
+          <w:bCs w:val="0"/>
+          <w:sz w:val="24"/>
+          <w:szCs w:val="24"/>
+        </w:rPr>
+        <w:t xml:space="preserve"> into a </w:t>
+      </w:r>
+      <w:r>
+        <w:rPr>
+          <w:rStyle w:val="16"/>
+          <w:rFonts w:ascii="SimSun" w:hAnsi="SimSun" w:eastAsia="SimSun" w:cs="SimSun"/>
+          <w:b w:val="0"/>
+          <w:bCs w:val="0"/>
+          <w:sz w:val="24"/>
+          <w:szCs w:val="24"/>
+        </w:rPr>
+        <w:t>readable String</w:t>
+      </w:r>
+      <w:r>
+        <w:rPr>
+          <w:rFonts w:ascii="SimSun" w:hAnsi="SimSun" w:eastAsia="SimSun" w:cs="SimSun"/>
+          <w:b w:val="0"/>
+          <w:bCs w:val="0"/>
+          <w:sz w:val="24"/>
+          <w:szCs w:val="24"/>
+        </w:rPr>
+        <w:t>.</w:t>
+      </w:r>
+    </w:p>
+    <w:p>
+      <w:pPr>
+        <w:rPr>
+          <w:rFonts w:hint="default" w:ascii="SimSun" w:hAnsi="SimSun" w:eastAsia="SimSun"/>
+          <w:b w:val="0"/>
+          <w:bCs w:val="0"/>
+          <w:sz w:val="24"/>
+          <w:szCs w:val="24"/>
+          <w:lang w:val="en-US"/>
+        </w:rPr>
+      </w:pPr>
+      <w:r>
+        <w:rPr>
+          <w:rFonts w:hint="default" w:ascii="SimSun" w:hAnsi="SimSun" w:eastAsia="SimSun"/>
+          <w:b w:val="0"/>
+          <w:bCs w:val="0"/>
+          <w:sz w:val="24"/>
+          <w:szCs w:val="24"/>
+          <w:lang w:val="en-US"/>
+        </w:rPr>
+        <w:t>Eg. [1, 2, 3]</w:t>
+      </w:r>
+    </w:p>
+    <w:p>
+      <w:pPr>
+        <w:rPr>
+          <w:rFonts w:hint="default" w:ascii="SimSun" w:hAnsi="SimSun" w:eastAsia="SimSun"/>
+          <w:b w:val="0"/>
+          <w:bCs w:val="0"/>
+          <w:sz w:val="24"/>
+          <w:szCs w:val="24"/>
+          <w:lang w:val="en-US"/>
+        </w:rPr>
+      </w:pPr>
+    </w:p>
+    <w:p>
+      <w:pPr>
+        <w:rPr>
+          <w:rFonts w:ascii="SimSun" w:hAnsi="SimSun" w:eastAsia="SimSun" w:cs="SimSun"/>
+          <w:b w:val="0"/>
+          <w:bCs w:val="0"/>
+          <w:sz w:val="24"/>
+          <w:szCs w:val="24"/>
         </w:rPr>
       </w:pPr>
       <w:r>
@@ -1903,13 +2126,90 @@
         </w:rPr>
         <w:t>Arrays.deepToString(2Darray)</w:t>
       </w:r>
-    </w:p>
-    <w:p>
-      <w:pPr>
+      <w:r>
         <w:rPr>
           <w:rFonts w:hint="default"/>
           <w:sz w:val="28"/>
           <w:szCs w:val="28"/>
+          <w:lang w:val="en-US"/>
+        </w:rPr>
+        <w:t xml:space="preserve"> - </w:t>
+      </w:r>
+      <w:r>
+        <w:rPr>
+          <w:rFonts w:ascii="SimSun" w:hAnsi="SimSun" w:eastAsia="SimSun" w:cs="SimSun"/>
+          <w:b w:val="0"/>
+          <w:bCs w:val="0"/>
+          <w:sz w:val="24"/>
+          <w:szCs w:val="24"/>
+        </w:rPr>
+        <w:t xml:space="preserve">Converts </w:t>
+      </w:r>
+      <w:r>
+        <w:rPr>
+          <w:rStyle w:val="16"/>
+          <w:rFonts w:ascii="SimSun" w:hAnsi="SimSun" w:eastAsia="SimSun" w:cs="SimSun"/>
+          <w:b w:val="0"/>
+          <w:bCs w:val="0"/>
+          <w:sz w:val="24"/>
+          <w:szCs w:val="24"/>
+        </w:rPr>
+        <w:t>multidimensional arrays</w:t>
+      </w:r>
+      <w:r>
+        <w:rPr>
+          <w:rFonts w:ascii="SimSun" w:hAnsi="SimSun" w:eastAsia="SimSun" w:cs="SimSun"/>
+          <w:b w:val="0"/>
+          <w:bCs w:val="0"/>
+          <w:sz w:val="24"/>
+          <w:szCs w:val="24"/>
+        </w:rPr>
+        <w:t xml:space="preserve"> into a readable String.</w:t>
+      </w:r>
+    </w:p>
+    <w:p>
+      <w:pPr>
+        <w:rPr>
+          <w:rFonts w:hint="default" w:ascii="SimSun" w:hAnsi="SimSun" w:eastAsia="SimSun"/>
+          <w:b w:val="0"/>
+          <w:bCs w:val="0"/>
+          <w:sz w:val="24"/>
+          <w:szCs w:val="24"/>
+          <w:lang w:val="en-US"/>
+        </w:rPr>
+      </w:pPr>
+      <w:r>
+        <w:rPr>
+          <w:rFonts w:hint="default" w:ascii="SimSun" w:hAnsi="SimSun" w:eastAsia="SimSun"/>
+          <w:b w:val="0"/>
+          <w:bCs w:val="0"/>
+          <w:sz w:val="24"/>
+          <w:szCs w:val="24"/>
+          <w:lang w:val="en-US"/>
+        </w:rPr>
+        <w:t>Eg.[[1, 2], [3, 4]]</w:t>
+      </w:r>
+    </w:p>
+    <w:p>
+      <w:pPr>
+        <w:rPr>
+          <w:rFonts w:hint="default" w:ascii="SimSun" w:hAnsi="SimSun" w:eastAsia="SimSun"/>
+          <w:b w:val="0"/>
+          <w:bCs w:val="0"/>
+          <w:sz w:val="24"/>
+          <w:szCs w:val="24"/>
+          <w:lang w:val="en-US"/>
+        </w:rPr>
+      </w:pPr>
+    </w:p>
+    <w:p>
+      <w:pPr>
+        <w:rPr>
+          <w:rFonts w:hint="default" w:ascii="SimSun" w:hAnsi="SimSun" w:eastAsia="SimSun"/>
+          <w:sz w:val="22"/>
+          <w:szCs w:val="22"/>
+          <w:highlight w:val="yellow"/>
+          <w:lang w:val="en-US"/>
         </w:rPr>
       </w:pPr>
       <w:r>
@@ -1920,46 +2220,150 @@
         </w:rPr>
         <w:t>Arrays.fill(array, value)</w:t>
       </w:r>
-    </w:p>
-    <w:p>
-      <w:pPr>
+      <w:r>
         <w:rPr>
           <w:rFonts w:hint="default"/>
           <w:sz w:val="28"/>
           <w:szCs w:val="28"/>
-        </w:rPr>
-      </w:pPr>
-      <w:r>
-        <w:rPr>
-          <w:rFonts w:hint="default"/>
-          <w:sz w:val="28"/>
-          <w:szCs w:val="28"/>
-        </w:rPr>
-        <w:t>Arrays.copyOf(array, newLength)</w:t>
-      </w:r>
-    </w:p>
-    <w:p>
-      <w:pPr>
-        <w:rPr>
-          <w:rFonts w:hint="default"/>
-          <w:sz w:val="28"/>
-          <w:szCs w:val="28"/>
-        </w:rPr>
-      </w:pPr>
-      <w:r>
-        <w:rPr>
-          <w:rFonts w:hint="default"/>
-          <w:sz w:val="28"/>
-          <w:szCs w:val="28"/>
-        </w:rPr>
-        <w:t>Arrays.copyOfRange(array, start, end)</w:t>
-      </w:r>
-    </w:p>
-    <w:p>
-      <w:pPr>
-        <w:rPr>
-          <w:sz w:val="28"/>
-          <w:szCs w:val="28"/>
+          <w:lang w:val="en-US"/>
+        </w:rPr>
+        <w:t xml:space="preserve"> - </w:t>
+      </w:r>
+      <w:r>
+        <w:rPr>
+          <w:rFonts w:ascii="SimSun" w:hAnsi="SimSun" w:eastAsia="SimSun" w:cs="SimSun"/>
+          <w:b w:val="0"/>
+          <w:bCs w:val="0"/>
+          <w:sz w:val="24"/>
+          <w:szCs w:val="24"/>
+        </w:rPr>
+        <w:t xml:space="preserve">Fills </w:t>
+      </w:r>
+      <w:r>
+        <w:rPr>
+          <w:rStyle w:val="16"/>
+          <w:rFonts w:ascii="SimSun" w:hAnsi="SimSun" w:eastAsia="SimSun" w:cs="SimSun"/>
+          <w:b w:val="0"/>
+          <w:bCs w:val="0"/>
+          <w:sz w:val="24"/>
+          <w:szCs w:val="24"/>
+        </w:rPr>
+        <w:t>all elements</w:t>
+      </w:r>
+      <w:r>
+        <w:rPr>
+          <w:rFonts w:ascii="SimSun" w:hAnsi="SimSun" w:eastAsia="SimSun" w:cs="SimSun"/>
+          <w:b w:val="0"/>
+          <w:bCs w:val="0"/>
+          <w:sz w:val="24"/>
+          <w:szCs w:val="24"/>
+        </w:rPr>
+        <w:t xml:space="preserve"> of an array with the given value.</w:t>
+      </w:r>
+    </w:p>
+    <w:p>
+      <w:pPr>
+        <w:rPr>
+          <w:rFonts w:hint="default" w:ascii="SimSun" w:hAnsi="SimSun" w:eastAsia="SimSun"/>
+          <w:sz w:val="22"/>
+          <w:szCs w:val="22"/>
+          <w:highlight w:val="yellow"/>
+          <w:lang w:val="en-US"/>
+        </w:rPr>
+      </w:pPr>
+      <w:r>
+        <w:rPr>
+          <w:rFonts w:hint="default" w:ascii="SimSun" w:hAnsi="SimSun" w:eastAsia="SimSun"/>
+          <w:sz w:val="22"/>
+          <w:szCs w:val="22"/>
+          <w:highlight w:val="yellow"/>
+          <w:lang w:val="en-US"/>
+        </w:rPr>
+        <w:t>int[] arr = new int[5];</w:t>
+      </w:r>
+    </w:p>
+    <w:p>
+      <w:pPr>
+        <w:rPr>
+          <w:rFonts w:hint="default" w:ascii="SimSun" w:hAnsi="SimSun" w:eastAsia="SimSun"/>
+          <w:sz w:val="22"/>
+          <w:szCs w:val="22"/>
+          <w:highlight w:val="yellow"/>
+          <w:lang w:val="en-US"/>
+        </w:rPr>
+      </w:pPr>
+      <w:r>
+        <w:rPr>
+          <w:rFonts w:hint="default" w:ascii="SimSun" w:hAnsi="SimSun" w:eastAsia="SimSun"/>
+          <w:sz w:val="22"/>
+          <w:szCs w:val="22"/>
+          <w:highlight w:val="yellow"/>
+          <w:lang w:val="en-US"/>
+        </w:rPr>
+        <w:t>Arrays.fill(arr, 10);</w:t>
+      </w:r>
+    </w:p>
+    <w:p>
+      <w:pPr>
+        <w:rPr>
+          <w:rFonts w:hint="default" w:ascii="SimSun" w:hAnsi="SimSun" w:eastAsia="SimSun"/>
+          <w:sz w:val="22"/>
+          <w:szCs w:val="22"/>
+          <w:highlight w:val="yellow"/>
+          <w:lang w:val="en-US"/>
+        </w:rPr>
+      </w:pPr>
+      <w:r>
+        <w:rPr>
+          <w:rFonts w:hint="default" w:ascii="SimSun" w:hAnsi="SimSun" w:eastAsia="SimSun"/>
+          <w:sz w:val="22"/>
+          <w:szCs w:val="22"/>
+          <w:highlight w:val="yellow"/>
+          <w:lang w:val="en-US"/>
+        </w:rPr>
+        <w:t>System.out.println(Arrays.toString(arr));</w:t>
+      </w:r>
+    </w:p>
+    <w:p>
+      <w:pPr>
+        <w:rPr>
+          <w:rFonts w:hint="default" w:ascii="SimSun" w:hAnsi="SimSun" w:eastAsia="SimSun" w:cs="SimSun"/>
+          <w:sz w:val="22"/>
+          <w:szCs w:val="22"/>
+          <w:highlight w:val="yellow"/>
+          <w:lang w:val="en-US"/>
+        </w:rPr>
+      </w:pPr>
+    </w:p>
+    <w:p>
+      <w:pPr>
+        <w:rPr>
+          <w:rFonts w:hint="default" w:ascii="SimSun" w:hAnsi="SimSun" w:eastAsia="SimSun"/>
+          <w:sz w:val="22"/>
+          <w:szCs w:val="22"/>
+          <w:highlight w:val="yellow"/>
+          <w:lang w:val="en-US"/>
+        </w:rPr>
+      </w:pPr>
+      <w:r>
+        <w:rPr>
+          <w:rFonts w:hint="default" w:ascii="SimSun" w:hAnsi="SimSun" w:eastAsia="SimSun"/>
+          <w:sz w:val="22"/>
+          <w:szCs w:val="22"/>
+          <w:highlight w:val="yellow"/>
+          <w:lang w:val="en-US"/>
+        </w:rPr>
+        <w:t>[10, 10, 10, 10, 10]</w:t>
+      </w:r>
+    </w:p>
+    <w:p>
+      <w:pPr>
+        <w:rPr>
+          <w:rFonts w:hint="default" w:ascii="SimSun" w:hAnsi="SimSun" w:eastAsia="SimSun"/>
+          <w:sz w:val="22"/>
+          <w:szCs w:val="22"/>
+          <w:highlight w:val="yellow"/>
+          <w:lang w:val="en-US"/>
         </w:rPr>
       </w:pPr>
     </w:p>
@@ -1984,7 +2388,7 @@
     </w:p>
     <w:p>
       <w:pPr>
-        <w:pStyle w:val="14"/>
+        <w:pStyle w:val="15"/>
         <w:keepNext w:val="0"/>
         <w:keepLines w:val="0"/>
         <w:widowControl/>
@@ -2008,7 +2412,7 @@
       </w:r>
       <w:r>
         <w:rPr>
-          <w:rStyle w:val="15"/>
+          <w:rStyle w:val="16"/>
           <w:b w:val="0"/>
           <w:bCs w:val="0"/>
           <w:highlight w:val="yellow"/>
@@ -2018,7 +2422,7 @@
     </w:p>
     <w:p>
       <w:pPr>
-        <w:pStyle w:val="14"/>
+        <w:pStyle w:val="15"/>
         <w:keepNext w:val="0"/>
         <w:keepLines w:val="0"/>
         <w:widowControl/>
@@ -2040,7 +2444,7 @@
       </w:r>
       <w:r>
         <w:rPr>
-          <w:rStyle w:val="15"/>
+          <w:rStyle w:val="16"/>
           <w:b w:val="0"/>
           <w:bCs w:val="0"/>
           <w:highlight w:val="yellow"/>
@@ -2050,7 +2454,7 @@
     </w:p>
     <w:p>
       <w:pPr>
-        <w:pStyle w:val="14"/>
+        <w:pStyle w:val="15"/>
         <w:keepNext w:val="0"/>
         <w:keepLines w:val="0"/>
         <w:widowControl/>
@@ -2073,7 +2477,7 @@
     </w:p>
     <w:p>
       <w:pPr>
-        <w:pStyle w:val="14"/>
+        <w:pStyle w:val="15"/>
         <w:keepNext w:val="0"/>
         <w:keepLines w:val="0"/>
         <w:widowControl/>
@@ -2087,7 +2491,7 @@
     </w:p>
     <w:p>
       <w:pPr>
-        <w:pStyle w:val="14"/>
+        <w:pStyle w:val="15"/>
         <w:keepNext w:val="0"/>
         <w:keepLines w:val="0"/>
         <w:widowControl/>
@@ -2098,11 +2502,10 @@
           <w:highlight w:val="yellow"/>
         </w:rPr>
       </w:pPr>
-      <w:bookmarkStart w:id="0" w:name="_GoBack"/>
-      <w:bookmarkEnd w:id="0"/>
     </w:p>
     <w:tbl>
       <w:tblPr>
+        <w:tblStyle w:val="8"/>
         <w:tblW w:w="0" w:type="auto"/>
         <w:tblCellSpacing w:w="15" w:type="dxa"/>
         <w:tblInd w:w="0" w:type="dxa"/>
@@ -2114,7 +2517,7 @@
           <w:insideH w:val="none" w:color="auto" w:sz="0" w:space="0"/>
           <w:insideV w:val="none" w:color="auto" w:sz="0" w:space="0"/>
         </w:tblBorders>
-        <w:shd w:val="clear"/>
+        <w:shd w:val="clear" w:color="auto" w:fill="auto"/>
         <w:tblLayout w:type="autofit"/>
         <w:tblCellMar>
           <w:top w:w="15" w:type="dxa"/>
@@ -2138,13 +2541,7 @@
             <w:insideH w:val="none" w:color="auto" w:sz="0" w:space="0"/>
             <w:insideV w:val="none" w:color="auto" w:sz="0" w:space="0"/>
           </w:tblBorders>
-          <w:shd w:val="clear"/>
-          <w:tblCellMar>
-            <w:top w:w="15" w:type="dxa"/>
-            <w:left w:w="15" w:type="dxa"/>
-            <w:bottom w:w="15" w:type="dxa"/>
-            <w:right w:w="15" w:type="dxa"/>
-          </w:tblCellMar>
+          <w:shd w:val="clear" w:color="auto" w:fill="auto"/>
         </w:tblPrEx>
         <w:trPr>
           <w:tblHeader/>
@@ -2153,7 +2550,7 @@
         <w:tc>
           <w:tcPr>
             <w:tcW w:w="0" w:type="auto"/>
-            <w:shd w:val="clear"/>
+            <w:shd w:val="clear" w:color="auto" w:fill="auto"/>
             <w:vAlign w:val="center"/>
           </w:tcPr>
           <w:p>
@@ -2185,7 +2582,7 @@
         <w:tc>
           <w:tcPr>
             <w:tcW w:w="0" w:type="auto"/>
-            <w:shd w:val="clear"/>
+            <w:shd w:val="clear" w:color="auto" w:fill="auto"/>
             <w:vAlign w:val="center"/>
           </w:tcPr>
           <w:p>
@@ -2217,7 +2614,7 @@
         <w:tc>
           <w:tcPr>
             <w:tcW w:w="0" w:type="auto"/>
-            <w:shd w:val="clear"/>
+            <w:shd w:val="clear" w:color="auto" w:fill="auto"/>
             <w:vAlign w:val="center"/>
           </w:tcPr>
           <w:p>
@@ -2257,7 +2654,7 @@
             <w:insideH w:val="none" w:color="auto" w:sz="0" w:space="0"/>
             <w:insideV w:val="none" w:color="auto" w:sz="0" w:space="0"/>
           </w:tblBorders>
-          <w:shd w:val="clear"/>
+          <w:shd w:val="clear" w:color="auto" w:fill="auto"/>
           <w:tblCellMar>
             <w:top w:w="15" w:type="dxa"/>
             <w:left w:w="15" w:type="dxa"/>
@@ -2271,7 +2668,7 @@
         <w:tc>
           <w:tcPr>
             <w:tcW w:w="0" w:type="auto"/>
-            <w:shd w:val="clear"/>
+            <w:shd w:val="clear" w:color="auto" w:fill="auto"/>
             <w:vAlign w:val="center"/>
           </w:tcPr>
           <w:p>
@@ -2297,7 +2694,7 @@
         <w:tc>
           <w:tcPr>
             <w:tcW w:w="0" w:type="auto"/>
-            <w:shd w:val="clear"/>
+            <w:shd w:val="clear" w:color="auto" w:fill="auto"/>
             <w:vAlign w:val="center"/>
           </w:tcPr>
           <w:p>
@@ -2323,7 +2720,7 @@
         <w:tc>
           <w:tcPr>
             <w:tcW w:w="0" w:type="auto"/>
-            <w:shd w:val="clear"/>
+            <w:shd w:val="clear" w:color="auto" w:fill="auto"/>
             <w:vAlign w:val="center"/>
           </w:tcPr>
           <w:p>
@@ -2357,7 +2754,7 @@
             <w:insideH w:val="none" w:color="auto" w:sz="0" w:space="0"/>
             <w:insideV w:val="none" w:color="auto" w:sz="0" w:space="0"/>
           </w:tblBorders>
-          <w:shd w:val="clear"/>
+          <w:shd w:val="clear" w:color="auto" w:fill="auto"/>
           <w:tblCellMar>
             <w:top w:w="15" w:type="dxa"/>
             <w:left w:w="15" w:type="dxa"/>
@@ -2371,7 +2768,7 @@
         <w:tc>
           <w:tcPr>
             <w:tcW w:w="0" w:type="auto"/>
-            <w:shd w:val="clear"/>
+            <w:shd w:val="clear" w:color="auto" w:fill="auto"/>
             <w:vAlign w:val="center"/>
           </w:tcPr>
           <w:p>
@@ -2397,7 +2794,7 @@
         <w:tc>
           <w:tcPr>
             <w:tcW w:w="0" w:type="auto"/>
-            <w:shd w:val="clear"/>
+            <w:shd w:val="clear" w:color="auto" w:fill="auto"/>
             <w:vAlign w:val="center"/>
           </w:tcPr>
           <w:p>
@@ -2423,7 +2820,7 @@
         <w:tc>
           <w:tcPr>
             <w:tcW w:w="0" w:type="auto"/>
-            <w:shd w:val="clear"/>
+            <w:shd w:val="clear" w:color="auto" w:fill="auto"/>
             <w:vAlign w:val="center"/>
           </w:tcPr>
           <w:p>
@@ -2457,7 +2854,7 @@
             <w:insideH w:val="none" w:color="auto" w:sz="0" w:space="0"/>
             <w:insideV w:val="none" w:color="auto" w:sz="0" w:space="0"/>
           </w:tblBorders>
-          <w:shd w:val="clear"/>
+          <w:shd w:val="clear" w:color="auto" w:fill="auto"/>
           <w:tblCellMar>
             <w:top w:w="15" w:type="dxa"/>
             <w:left w:w="15" w:type="dxa"/>
@@ -2471,7 +2868,7 @@
         <w:tc>
           <w:tcPr>
             <w:tcW w:w="0" w:type="auto"/>
-            <w:shd w:val="clear"/>
+            <w:shd w:val="clear" w:color="auto" w:fill="auto"/>
             <w:vAlign w:val="center"/>
           </w:tcPr>
           <w:p>
@@ -2497,7 +2894,7 @@
         <w:tc>
           <w:tcPr>
             <w:tcW w:w="0" w:type="auto"/>
-            <w:shd w:val="clear"/>
+            <w:shd w:val="clear" w:color="auto" w:fill="auto"/>
             <w:vAlign w:val="center"/>
           </w:tcPr>
           <w:p>
@@ -2523,7 +2920,7 @@
         <w:tc>
           <w:tcPr>
             <w:tcW w:w="0" w:type="auto"/>
-            <w:shd w:val="clear"/>
+            <w:shd w:val="clear" w:color="auto" w:fill="auto"/>
             <w:vAlign w:val="center"/>
           </w:tcPr>
           <w:p>
@@ -2557,7 +2954,7 @@
             <w:insideH w:val="none" w:color="auto" w:sz="0" w:space="0"/>
             <w:insideV w:val="none" w:color="auto" w:sz="0" w:space="0"/>
           </w:tblBorders>
-          <w:shd w:val="clear"/>
+          <w:shd w:val="clear" w:color="auto" w:fill="auto"/>
           <w:tblCellMar>
             <w:top w:w="15" w:type="dxa"/>
             <w:left w:w="15" w:type="dxa"/>
@@ -2571,7 +2968,7 @@
         <w:tc>
           <w:tcPr>
             <w:tcW w:w="0" w:type="auto"/>
-            <w:shd w:val="clear"/>
+            <w:shd w:val="clear" w:color="auto" w:fill="auto"/>
             <w:vAlign w:val="center"/>
           </w:tcPr>
           <w:p>
@@ -2597,7 +2994,7 @@
         <w:tc>
           <w:tcPr>
             <w:tcW w:w="0" w:type="auto"/>
-            <w:shd w:val="clear"/>
+            <w:shd w:val="clear" w:color="auto" w:fill="auto"/>
             <w:vAlign w:val="center"/>
           </w:tcPr>
           <w:p>
@@ -2623,7 +3020,7 @@
         <w:tc>
           <w:tcPr>
             <w:tcW w:w="0" w:type="auto"/>
-            <w:shd w:val="clear"/>
+            <w:shd w:val="clear" w:color="auto" w:fill="auto"/>
             <w:vAlign w:val="center"/>
           </w:tcPr>
           <w:p>
@@ -2657,7 +3054,7 @@
             <w:insideH w:val="none" w:color="auto" w:sz="0" w:space="0"/>
             <w:insideV w:val="none" w:color="auto" w:sz="0" w:space="0"/>
           </w:tblBorders>
-          <w:shd w:val="clear"/>
+          <w:shd w:val="clear" w:color="auto" w:fill="auto"/>
           <w:tblCellMar>
             <w:top w:w="15" w:type="dxa"/>
             <w:left w:w="15" w:type="dxa"/>
@@ -2671,7 +3068,7 @@
         <w:tc>
           <w:tcPr>
             <w:tcW w:w="0" w:type="auto"/>
-            <w:shd w:val="clear"/>
+            <w:shd w:val="clear" w:color="auto" w:fill="auto"/>
             <w:vAlign w:val="center"/>
           </w:tcPr>
           <w:p>
@@ -2697,7 +3094,7 @@
         <w:tc>
           <w:tcPr>
             <w:tcW w:w="0" w:type="auto"/>
-            <w:shd w:val="clear"/>
+            <w:shd w:val="clear" w:color="auto" w:fill="auto"/>
             <w:vAlign w:val="center"/>
           </w:tcPr>
           <w:p>
@@ -2723,7 +3120,7 @@
         <w:tc>
           <w:tcPr>
             <w:tcW w:w="0" w:type="auto"/>
-            <w:shd w:val="clear"/>
+            <w:shd w:val="clear" w:color="auto" w:fill="auto"/>
             <w:vAlign w:val="center"/>
           </w:tcPr>
           <w:p>
@@ -2750,16 +3147,206 @@
     </w:tbl>
     <w:p>
       <w:pPr>
-        <w:pStyle w:val="14"/>
+        <w:pStyle w:val="15"/>
         <w:keepNext w:val="0"/>
         <w:keepLines w:val="0"/>
         <w:widowControl/>
         <w:suppressLineNumbers w:val="0"/>
         <w:ind w:firstLine="720" w:firstLineChars="0"/>
         <w:rPr>
-          <w:b w:val="0"/>
-          <w:bCs w:val="0"/>
-          <w:highlight w:val="yellow"/>
+          <w:rFonts w:hint="default"/>
+          <w:b w:val="0"/>
+          <w:bCs w:val="0"/>
+          <w:highlight w:val="yellow"/>
+          <w:lang w:val="en-US"/>
+        </w:rPr>
+      </w:pPr>
+      <w:r>
+        <w:rPr>
+          <w:rFonts w:hint="default"/>
+          <w:b w:val="0"/>
+          <w:bCs w:val="0"/>
+          <w:highlight w:val="yellow"/>
+          <w:lang w:val="en-US"/>
+        </w:rPr>
+        <w:t>ArrayList</w:t>
+      </w:r>
+      <w:r>
+        <w:rPr>
+          <w:rStyle w:val="16"/>
+          <w:rFonts w:hint="default"/>
+          <w:b w:val="0"/>
+          <w:bCs w:val="0"/>
+          <w:highlight w:val="yellow"/>
+          <w:lang w:val="en-US"/>
+        </w:rPr>
+        <w:t>&lt;Integer&gt;</w:t>
+      </w:r>
+      <w:r>
+        <w:rPr>
+          <w:rFonts w:hint="default"/>
+          <w:b w:val="0"/>
+          <w:bCs w:val="0"/>
+          <w:highlight w:val="yellow"/>
+          <w:lang w:val="en-US"/>
+        </w:rPr>
+        <w:t xml:space="preserve"> stores refrences to object that have values inside it.</w:t>
+      </w:r>
+    </w:p>
+    <w:p>
+      <w:pPr>
+        <w:pStyle w:val="4"/>
+        <w:keepNext w:val="0"/>
+        <w:keepLines w:val="0"/>
+        <w:widowControl/>
+        <w:suppressLineNumbers w:val="0"/>
+        <w:rPr>
+          <w:color w:val="000000" w:themeColor="text1"/>
+          <w:highlight w:val="yellow"/>
+          <w14:textFill>
+            <w14:solidFill>
+              <w14:schemeClr w14:val="tx1"/>
+            </w14:solidFill>
+          </w14:textFill>
+        </w:rPr>
+      </w:pPr>
+      <w:r>
+        <w:rPr>
+          <w:rStyle w:val="9"/>
+          <w:color w:val="000000" w:themeColor="text1"/>
+          <w:highlight w:val="yellow"/>
+          <w14:textFill>
+            <w14:solidFill>
+              <w14:schemeClr w14:val="tx1"/>
+            </w14:solidFill>
+          </w14:textFill>
+        </w:rPr>
+        <w:t>“Primitive array does not have references, so why is reference stored in stack?”</w:t>
+      </w:r>
+    </w:p>
+    <w:p>
+      <w:pPr>
+        <w:pStyle w:val="15"/>
+        <w:keepNext w:val="0"/>
+        <w:keepLines w:val="0"/>
+        <w:widowControl/>
+        <w:suppressLineNumbers w:val="0"/>
+        <w:ind w:left="720"/>
+        <w:rPr>
+          <w:b w:val="0"/>
+          <w:bCs w:val="0"/>
+        </w:rPr>
+      </w:pPr>
+      <w:r>
+        <w:rPr>
+          <w:rStyle w:val="16"/>
+          <w:b w:val="0"/>
+          <w:bCs w:val="0"/>
+        </w:rPr>
+        <w:t>Primitive elements</w:t>
+      </w:r>
+      <w:r>
+        <w:rPr>
+          <w:b w:val="0"/>
+          <w:bCs w:val="0"/>
+        </w:rPr>
+        <w:t xml:space="preserve"> → stored as </w:t>
+      </w:r>
+      <w:r>
+        <w:rPr>
+          <w:rStyle w:val="16"/>
+          <w:b w:val="0"/>
+          <w:bCs w:val="0"/>
+        </w:rPr>
+        <w:t>values</w:t>
+      </w:r>
+    </w:p>
+    <w:p>
+      <w:pPr>
+        <w:pStyle w:val="15"/>
+        <w:keepNext w:val="0"/>
+        <w:keepLines w:val="0"/>
+        <w:widowControl/>
+        <w:suppressLineNumbers w:val="0"/>
+        <w:ind w:left="720"/>
+        <w:rPr>
+          <w:b w:val="0"/>
+          <w:bCs w:val="0"/>
+        </w:rPr>
+      </w:pPr>
+      <w:r>
+        <w:rPr>
+          <w:rStyle w:val="16"/>
+          <w:b w:val="0"/>
+          <w:bCs w:val="0"/>
+        </w:rPr>
+        <w:t>Array itself</w:t>
+      </w:r>
+      <w:r>
+        <w:rPr>
+          <w:b w:val="0"/>
+          <w:bCs w:val="0"/>
+        </w:rPr>
+        <w:t xml:space="preserve"> → is an </w:t>
+      </w:r>
+      <w:r>
+        <w:rPr>
+          <w:rStyle w:val="16"/>
+          <w:b w:val="0"/>
+          <w:bCs w:val="0"/>
+        </w:rPr>
+        <w:t>object</w:t>
+      </w:r>
+    </w:p>
+    <w:p>
+      <w:pPr>
+        <w:pStyle w:val="15"/>
+        <w:keepNext w:val="0"/>
+        <w:keepLines w:val="0"/>
+        <w:widowControl/>
+        <w:suppressLineNumbers w:val="0"/>
+        <w:ind w:left="720"/>
+        <w:rPr>
+          <w:rStyle w:val="16"/>
+          <w:b w:val="0"/>
+          <w:bCs w:val="0"/>
+        </w:rPr>
+      </w:pPr>
+      <w:r>
+        <w:rPr>
+          <w:rStyle w:val="16"/>
+          <w:b w:val="0"/>
+          <w:bCs w:val="0"/>
+        </w:rPr>
+        <w:t>Reference to the array object</w:t>
+      </w:r>
+      <w:r>
+        <w:rPr>
+          <w:b w:val="0"/>
+          <w:bCs w:val="0"/>
+        </w:rPr>
+        <w:t xml:space="preserve"> → stored in </w:t>
+      </w:r>
+      <w:r>
+        <w:rPr>
+          <w:rStyle w:val="16"/>
+          <w:b w:val="0"/>
+          <w:bCs w:val="0"/>
+        </w:rPr>
+        <w:t>stack</w:t>
+      </w:r>
+    </w:p>
+    <w:p>
+      <w:pPr>
+        <w:pStyle w:val="15"/>
+        <w:keepNext w:val="0"/>
+        <w:keepLines w:val="0"/>
+        <w:widowControl/>
+        <w:suppressLineNumbers w:val="0"/>
+        <w:rPr>
+          <w:rStyle w:val="16"/>
+          <w:b w:val="0"/>
+          <w:bCs w:val="0"/>
         </w:rPr>
       </w:pPr>
     </w:p>
@@ -2825,7 +3412,7 @@
     </w:p>
     <w:p>
       <w:pPr>
-        <w:pStyle w:val="14"/>
+        <w:pStyle w:val="15"/>
         <w:shd w:val="clear" w:color="auto" w:fill="FFFFFF"/>
         <w:spacing w:before="0" w:beforeAutospacing="0" w:after="0" w:afterAutospacing="0"/>
         <w:rPr>
@@ -2846,7 +3433,7 @@
       </w:r>
       <w:r>
         <w:rPr>
-          <w:rStyle w:val="9"/>
+          <w:rStyle w:val="10"/>
           <w:color w:val="555555"/>
           <w:sz w:val="22"/>
           <w:szCs w:val="22"/>
@@ -2867,7 +3454,7 @@
     </w:p>
     <w:p>
       <w:pPr>
-        <w:pStyle w:val="14"/>
+        <w:pStyle w:val="15"/>
         <w:shd w:val="clear" w:color="auto" w:fill="FFFFFF"/>
         <w:spacing w:before="0" w:beforeAutospacing="0" w:after="0" w:afterAutospacing="0"/>
         <w:rPr>
@@ -2936,6 +3523,7 @@
             <w:insideH w:val="none" w:color="auto" w:sz="0" w:space="0"/>
             <w:insideV w:val="none" w:color="auto" w:sz="0" w:space="0"/>
           </w:tblBorders>
+          <w:shd w:val="clear" w:color="auto" w:fill="auto"/>
           <w:tblCellMar>
             <w:top w:w="15" w:type="dxa"/>
             <w:left w:w="15" w:type="dxa"/>
@@ -3411,7 +3999,7 @@
     </w:p>
     <w:p>
       <w:pPr>
-        <w:pStyle w:val="10"/>
+        <w:pStyle w:val="11"/>
         <w:keepNext w:val="0"/>
         <w:keepLines w:val="0"/>
         <w:widowControl/>
@@ -3426,7 +4014,7 @@
         <w:spacing w:before="0" w:beforeAutospacing="0" w:after="192" w:afterAutospacing="0" w:line="240" w:lineRule="atLeast"/>
         <w:ind w:left="0" w:right="0" w:firstLine="0"/>
         <w:rPr>
-          <w:rStyle w:val="9"/>
+          <w:rStyle w:val="10"/>
           <w:rFonts w:hint="default" w:ascii="Consolas" w:hAnsi="Consolas" w:eastAsia="Consolas" w:cs="Consolas"/>
           <w:i w:val="0"/>
           <w:iCs w:val="0"/>
@@ -3454,7 +4042,7 @@
       </w:r>
       <w:r>
         <w:rPr>
-          <w:rStyle w:val="9"/>
+          <w:rStyle w:val="10"/>
           <w:rFonts w:hint="default" w:ascii="Consolas" w:hAnsi="Consolas" w:eastAsia="Consolas" w:cs="Consolas"/>
           <w:i w:val="0"/>
           <w:iCs w:val="0"/>
@@ -3470,7 +4058,7 @@
     </w:p>
     <w:p>
       <w:pPr>
-        <w:pStyle w:val="10"/>
+        <w:pStyle w:val="11"/>
         <w:keepNext w:val="0"/>
         <w:keepLines w:val="0"/>
         <w:widowControl/>
@@ -3485,7 +4073,7 @@
         <w:spacing w:before="0" w:beforeAutospacing="0" w:after="192" w:afterAutospacing="0" w:line="240" w:lineRule="atLeast"/>
         <w:ind w:left="0" w:right="0" w:firstLine="0"/>
         <w:rPr>
-          <w:rStyle w:val="9"/>
+          <w:rStyle w:val="10"/>
           <w:rFonts w:hint="default" w:ascii="Consolas" w:hAnsi="Consolas" w:eastAsia="Consolas" w:cs="Consolas"/>
           <w:i w:val="0"/>
           <w:iCs w:val="0"/>
@@ -3499,7 +4087,7 @@
       </w:pPr>
       <w:r>
         <w:rPr>
-          <w:rStyle w:val="9"/>
+          <w:rStyle w:val="10"/>
           <w:rFonts w:hint="default" w:ascii="Consolas" w:hAnsi="Consolas" w:eastAsia="Consolas" w:cs="Consolas"/>
           <w:i w:val="0"/>
           <w:iCs w:val="0"/>
@@ -3528,7 +4116,7 @@
       </w:r>
       <w:r>
         <w:rPr>
-          <w:rStyle w:val="9"/>
+          <w:rStyle w:val="10"/>
           <w:rFonts w:hint="default" w:ascii="Consolas" w:hAnsi="Consolas" w:eastAsia="Consolas" w:cs="Consolas"/>
           <w:i w:val="0"/>
           <w:iCs w:val="0"/>
@@ -3557,7 +4145,7 @@
       </w:r>
       <w:r>
         <w:rPr>
-          <w:rStyle w:val="9"/>
+          <w:rStyle w:val="10"/>
           <w:rFonts w:hint="default" w:ascii="Consolas" w:hAnsi="Consolas" w:eastAsia="Consolas" w:cs="Consolas"/>
           <w:i w:val="0"/>
           <w:iCs w:val="0"/>
@@ -3586,7 +4174,7 @@
       </w:r>
       <w:r>
         <w:rPr>
-          <w:rStyle w:val="9"/>
+          <w:rStyle w:val="10"/>
           <w:rFonts w:hint="default" w:ascii="Consolas" w:hAnsi="Consolas" w:eastAsia="Consolas" w:cs="Consolas"/>
           <w:i w:val="0"/>
           <w:iCs w:val="0"/>
@@ -3602,7 +4190,7 @@
     </w:p>
     <w:p>
       <w:pPr>
-        <w:pStyle w:val="10"/>
+        <w:pStyle w:val="11"/>
         <w:keepNext w:val="0"/>
         <w:keepLines w:val="0"/>
         <w:widowControl/>
@@ -3617,7 +4205,7 @@
         <w:spacing w:before="0" w:beforeAutospacing="0" w:after="192" w:afterAutospacing="0" w:line="240" w:lineRule="atLeast"/>
         <w:ind w:left="0" w:right="0" w:firstLine="0"/>
         <w:rPr>
-          <w:rStyle w:val="9"/>
+          <w:rStyle w:val="10"/>
           <w:rFonts w:hint="default" w:ascii="Consolas" w:hAnsi="Consolas" w:eastAsia="Consolas" w:cs="Consolas"/>
           <w:i w:val="0"/>
           <w:iCs w:val="0"/>
@@ -3631,7 +4219,7 @@
       </w:pPr>
       <w:r>
         <w:rPr>
-          <w:rStyle w:val="9"/>
+          <w:rStyle w:val="10"/>
           <w:rFonts w:hint="default" w:ascii="Consolas" w:hAnsi="Consolas" w:eastAsia="Consolas" w:cs="Consolas"/>
           <w:i w:val="0"/>
           <w:iCs w:val="0"/>
@@ -3660,7 +4248,7 @@
       </w:r>
       <w:r>
         <w:rPr>
-          <w:rStyle w:val="9"/>
+          <w:rStyle w:val="10"/>
           <w:rFonts w:hint="default" w:ascii="Consolas" w:hAnsi="Consolas" w:eastAsia="Consolas" w:cs="Consolas"/>
           <w:i w:val="0"/>
           <w:iCs w:val="0"/>
@@ -3689,7 +4277,7 @@
       </w:r>
       <w:r>
         <w:rPr>
-          <w:rStyle w:val="9"/>
+          <w:rStyle w:val="10"/>
           <w:rFonts w:hint="default" w:ascii="Consolas" w:hAnsi="Consolas" w:eastAsia="Consolas" w:cs="Consolas"/>
           <w:i w:val="0"/>
           <w:iCs w:val="0"/>
@@ -3718,7 +4306,7 @@
       </w:r>
       <w:r>
         <w:rPr>
-          <w:rStyle w:val="9"/>
+          <w:rStyle w:val="10"/>
           <w:rFonts w:hint="default" w:ascii="Consolas" w:hAnsi="Consolas" w:eastAsia="Consolas" w:cs="Consolas"/>
           <w:i w:val="0"/>
           <w:iCs w:val="0"/>
@@ -3747,7 +4335,7 @@
       </w:r>
       <w:r>
         <w:rPr>
-          <w:rStyle w:val="9"/>
+          <w:rStyle w:val="10"/>
           <w:rFonts w:hint="default" w:ascii="Consolas" w:hAnsi="Consolas" w:eastAsia="Consolas" w:cs="Consolas"/>
           <w:i w:val="0"/>
           <w:iCs w:val="0"/>
@@ -3763,7 +4351,7 @@
     </w:p>
     <w:p>
       <w:pPr>
-        <w:pStyle w:val="10"/>
+        <w:pStyle w:val="11"/>
         <w:keepNext w:val="0"/>
         <w:keepLines w:val="0"/>
         <w:widowControl/>
@@ -3778,7 +4366,7 @@
         <w:spacing w:before="0" w:beforeAutospacing="0" w:after="192" w:afterAutospacing="0" w:line="240" w:lineRule="atLeast"/>
         <w:ind w:left="0" w:right="0" w:firstLine="0"/>
         <w:rPr>
-          <w:rStyle w:val="9"/>
+          <w:rStyle w:val="10"/>
           <w:rFonts w:hint="default" w:ascii="Consolas" w:hAnsi="Consolas" w:eastAsia="Consolas" w:cs="Consolas"/>
           <w:i w:val="0"/>
           <w:iCs w:val="0"/>
@@ -3792,7 +4380,7 @@
       </w:pPr>
       <w:r>
         <w:rPr>
-          <w:rStyle w:val="9"/>
+          <w:rStyle w:val="10"/>
           <w:rFonts w:hint="default" w:ascii="Consolas" w:hAnsi="Consolas" w:eastAsia="Consolas" w:cs="Consolas"/>
           <w:i w:val="0"/>
           <w:iCs w:val="0"/>
@@ -3821,7 +4409,7 @@
       </w:r>
       <w:r>
         <w:rPr>
-          <w:rStyle w:val="9"/>
+          <w:rStyle w:val="10"/>
           <w:rFonts w:hint="default" w:ascii="Consolas" w:hAnsi="Consolas" w:eastAsia="Consolas" w:cs="Consolas"/>
           <w:i w:val="0"/>
           <w:iCs w:val="0"/>
@@ -3837,7 +4425,7 @@
     </w:p>
     <w:p>
       <w:pPr>
-        <w:pStyle w:val="10"/>
+        <w:pStyle w:val="11"/>
         <w:keepNext w:val="0"/>
         <w:keepLines w:val="0"/>
         <w:widowControl/>
@@ -3864,7 +4452,7 @@
       </w:pPr>
       <w:r>
         <w:rPr>
-          <w:rStyle w:val="9"/>
+          <w:rStyle w:val="10"/>
           <w:rFonts w:hint="default" w:ascii="Consolas" w:hAnsi="Consolas" w:eastAsia="Consolas" w:cs="Consolas"/>
           <w:i w:val="0"/>
           <w:iCs w:val="0"/>
@@ -4392,14 +4980,14 @@
     </w:p>
     <w:p>
       <w:pPr>
-        <w:pStyle w:val="14"/>
+        <w:pStyle w:val="15"/>
         <w:keepNext w:val="0"/>
         <w:keepLines w:val="0"/>
         <w:widowControl/>
         <w:suppressLineNumbers w:val="0"/>
         <w:ind w:left="720"/>
         <w:rPr>
-          <w:rStyle w:val="15"/>
+          <w:rStyle w:val="16"/>
         </w:rPr>
       </w:pPr>
       <w:r>
@@ -4407,21 +4995,21 @@
       </w:r>
       <w:r>
         <w:rPr>
-          <w:rStyle w:val="15"/>
+          <w:rStyle w:val="16"/>
         </w:rPr>
         <w:t>different column sizes</w:t>
       </w:r>
     </w:p>
     <w:p>
       <w:pPr>
-        <w:pStyle w:val="14"/>
+        <w:pStyle w:val="15"/>
         <w:keepNext w:val="0"/>
         <w:keepLines w:val="0"/>
         <w:widowControl/>
         <w:suppressLineNumbers w:val="0"/>
         <w:ind w:left="720"/>
         <w:rPr>
-          <w:rStyle w:val="15"/>
+          <w:rStyle w:val="16"/>
           <w:rFonts w:hint="default"/>
           <w:sz w:val="21"/>
           <w:szCs w:val="21"/>
@@ -4430,7 +5018,7 @@
       </w:pPr>
       <w:r>
         <w:rPr>
-          <w:rStyle w:val="15"/>
+          <w:rStyle w:val="16"/>
           <w:rFonts w:hint="default"/>
           <w:sz w:val="21"/>
           <w:szCs w:val="21"/>
@@ -4441,14 +5029,14 @@
     </w:p>
     <w:p>
       <w:pPr>
-        <w:pStyle w:val="14"/>
+        <w:pStyle w:val="15"/>
         <w:keepNext w:val="0"/>
         <w:keepLines w:val="0"/>
         <w:widowControl/>
         <w:suppressLineNumbers w:val="0"/>
         <w:ind w:left="720"/>
         <w:rPr>
-          <w:rStyle w:val="15"/>
+          <w:rStyle w:val="16"/>
           <w:rFonts w:hint="default"/>
           <w:sz w:val="21"/>
           <w:szCs w:val="21"/>
@@ -4457,7 +5045,7 @@
       </w:pPr>
       <w:r>
         <w:rPr>
-          <w:rStyle w:val="15"/>
+          <w:rStyle w:val="16"/>
           <w:rFonts w:hint="default"/>
           <w:sz w:val="21"/>
           <w:szCs w:val="21"/>
@@ -4468,14 +5056,14 @@
     </w:p>
     <w:p>
       <w:pPr>
-        <w:pStyle w:val="14"/>
+        <w:pStyle w:val="15"/>
         <w:keepNext w:val="0"/>
         <w:keepLines w:val="0"/>
         <w:widowControl/>
         <w:suppressLineNumbers w:val="0"/>
         <w:ind w:left="720"/>
         <w:rPr>
-          <w:rStyle w:val="15"/>
+          <w:rStyle w:val="16"/>
           <w:rFonts w:hint="default"/>
           <w:sz w:val="21"/>
           <w:szCs w:val="21"/>
@@ -4484,7 +5072,7 @@
       </w:pPr>
       <w:r>
         <w:rPr>
-          <w:rStyle w:val="15"/>
+          <w:rStyle w:val="16"/>
           <w:rFonts w:hint="default"/>
           <w:sz w:val="21"/>
           <w:szCs w:val="21"/>
@@ -4495,14 +5083,14 @@
     </w:p>
     <w:p>
       <w:pPr>
-        <w:pStyle w:val="14"/>
+        <w:pStyle w:val="15"/>
         <w:keepNext w:val="0"/>
         <w:keepLines w:val="0"/>
         <w:widowControl/>
         <w:suppressLineNumbers w:val="0"/>
         <w:ind w:left="720"/>
         <w:rPr>
-          <w:rStyle w:val="15"/>
+          <w:rStyle w:val="16"/>
           <w:rFonts w:hint="default"/>
           <w:sz w:val="21"/>
           <w:szCs w:val="21"/>
@@ -4511,7 +5099,7 @@
       </w:pPr>
       <w:r>
         <w:rPr>
-          <w:rStyle w:val="15"/>
+          <w:rStyle w:val="16"/>
           <w:rFonts w:hint="default"/>
           <w:sz w:val="21"/>
           <w:szCs w:val="21"/>
@@ -4522,14 +5110,14 @@
     </w:p>
     <w:p>
       <w:pPr>
-        <w:pStyle w:val="14"/>
+        <w:pStyle w:val="15"/>
         <w:keepNext w:val="0"/>
         <w:keepLines w:val="0"/>
         <w:widowControl/>
         <w:suppressLineNumbers w:val="0"/>
         <w:ind w:left="720"/>
         <w:rPr>
-          <w:rStyle w:val="15"/>
+          <w:rStyle w:val="16"/>
           <w:rFonts w:hint="default"/>
           <w:sz w:val="21"/>
           <w:szCs w:val="21"/>
@@ -4538,7 +5126,7 @@
       </w:pPr>
       <w:r>
         <w:rPr>
-          <w:rStyle w:val="15"/>
+          <w:rStyle w:val="16"/>
           <w:rFonts w:hint="default"/>
           <w:sz w:val="21"/>
           <w:szCs w:val="21"/>
@@ -4549,14 +5137,14 @@
     </w:p>
     <w:p>
       <w:pPr>
-        <w:pStyle w:val="14"/>
+        <w:pStyle w:val="15"/>
         <w:keepNext w:val="0"/>
         <w:keepLines w:val="0"/>
         <w:widowControl/>
         <w:suppressLineNumbers w:val="0"/>
         <w:ind w:left="720"/>
         <w:rPr>
-          <w:rStyle w:val="15"/>
+          <w:rStyle w:val="16"/>
           <w:rFonts w:hint="default" w:ascii="Times New Roman" w:hAnsi="Times New Roman" w:cs="Times New Roman"/>
           <w:b w:val="0"/>
           <w:bCs w:val="0"/>
@@ -4577,7 +5165,7 @@
       </w:r>
       <w:r>
         <w:rPr>
-          <w:rStyle w:val="15"/>
+          <w:rStyle w:val="16"/>
           <w:rFonts w:hint="default" w:ascii="Times New Roman" w:hAnsi="Times New Roman" w:eastAsia="SimSun" w:cs="Times New Roman"/>
           <w:b w:val="0"/>
           <w:bCs w:val="0"/>
@@ -4599,14 +5187,14 @@
     </w:p>
     <w:p>
       <w:pPr>
-        <w:pStyle w:val="14"/>
+        <w:pStyle w:val="15"/>
         <w:keepNext w:val="0"/>
         <w:keepLines w:val="0"/>
         <w:widowControl/>
         <w:suppressLineNumbers w:val="0"/>
         <w:ind w:left="720"/>
         <w:rPr>
-          <w:rStyle w:val="15"/>
+          <w:rStyle w:val="16"/>
         </w:rPr>
       </w:pPr>
     </w:p>
@@ -4778,7 +5366,7 @@
     </w:p>
     <w:p>
       <w:pPr>
-        <w:pStyle w:val="14"/>
+        <w:pStyle w:val="15"/>
         <w:keepNext w:val="0"/>
         <w:keepLines w:val="0"/>
         <w:widowControl/>
@@ -4799,7 +5387,7 @@
       </w:pPr>
       <w:r>
         <w:rPr>
-          <w:rStyle w:val="15"/>
+          <w:rStyle w:val="16"/>
           <w:rFonts w:hint="default" w:ascii="Times New Roman" w:hAnsi="Times New Roman" w:cs="Times New Roman"/>
           <w:b w:val="0"/>
           <w:bCs w:val="0"/>
@@ -4817,7 +5405,7 @@
     </w:p>
     <w:p>
       <w:pPr>
-        <w:pStyle w:val="14"/>
+        <w:pStyle w:val="15"/>
         <w:keepNext w:val="0"/>
         <w:keepLines w:val="0"/>
         <w:widowControl/>
@@ -4855,7 +5443,7 @@
     </w:p>
     <w:p>
       <w:pPr>
-        <w:pStyle w:val="14"/>
+        <w:pStyle w:val="15"/>
         <w:keepNext w:val="0"/>
         <w:keepLines w:val="0"/>
         <w:widowControl/>
@@ -4894,7 +5482,7 @@
     </w:p>
     <w:p>
       <w:pPr>
-        <w:pStyle w:val="14"/>
+        <w:pStyle w:val="15"/>
         <w:keepNext w:val="0"/>
         <w:keepLines w:val="0"/>
         <w:widowControl/>
@@ -4932,7 +5520,7 @@
       </w:r>
       <w:r>
         <w:rPr>
-          <w:rStyle w:val="15"/>
+          <w:rStyle w:val="16"/>
           <w:rFonts w:hint="default" w:ascii="Times New Roman" w:hAnsi="Times New Roman" w:cs="Times New Roman"/>
           <w:b w:val="0"/>
           <w:bCs w:val="0"/>
@@ -5071,7 +5659,7 @@
       </w:r>
       <w:r>
         <w:rPr>
-          <w:rStyle w:val="15"/>
+          <w:rStyle w:val="16"/>
           <w:rFonts w:hint="default" w:ascii="Times New Roman" w:hAnsi="Times New Roman" w:eastAsia="SimSun" w:cs="Times New Roman"/>
           <w:b w:val="0"/>
           <w:bCs w:val="0"/>
@@ -5137,7 +5725,7 @@
     </w:p>
     <w:p>
       <w:pPr>
-        <w:pStyle w:val="14"/>
+        <w:pStyle w:val="15"/>
         <w:keepNext w:val="0"/>
         <w:keepLines w:val="0"/>
         <w:widowControl/>
@@ -5172,7 +5760,7 @@
     </w:p>
     <w:p>
       <w:pPr>
-        <w:pStyle w:val="14"/>
+        <w:pStyle w:val="15"/>
         <w:keepNext w:val="0"/>
         <w:keepLines w:val="0"/>
         <w:widowControl/>
@@ -5206,7 +5794,7 @@
       </w:r>
       <w:r>
         <w:rPr>
-          <w:rStyle w:val="15"/>
+          <w:rStyle w:val="16"/>
           <w:rFonts w:hint="default" w:ascii="Times New Roman" w:hAnsi="Times New Roman" w:cs="Times New Roman"/>
           <w:b w:val="0"/>
           <w:bCs w:val="0"/>
@@ -5222,7 +5810,7 @@
     </w:p>
     <w:p>
       <w:pPr>
-        <w:pStyle w:val="14"/>
+        <w:pStyle w:val="15"/>
         <w:keepNext w:val="0"/>
         <w:keepLines w:val="0"/>
         <w:widowControl/>
@@ -5257,7 +5845,7 @@
     </w:p>
     <w:p>
       <w:pPr>
-        <w:pStyle w:val="14"/>
+        <w:pStyle w:val="15"/>
         <w:keepNext w:val="0"/>
         <w:keepLines w:val="0"/>
         <w:widowControl/>
@@ -5291,7 +5879,7 @@
       </w:r>
       <w:r>
         <w:rPr>
-          <w:rStyle w:val="9"/>
+          <w:rStyle w:val="10"/>
           <w:rFonts w:hint="default" w:ascii="Times New Roman" w:hAnsi="Times New Roman" w:cs="Times New Roman"/>
           <w:b w:val="0"/>
           <w:bCs w:val="0"/>
@@ -5307,7 +5895,7 @@
     </w:p>
     <w:p>
       <w:pPr>
-        <w:pStyle w:val="14"/>
+        <w:pStyle w:val="15"/>
         <w:keepNext w:val="0"/>
         <w:keepLines w:val="0"/>
         <w:widowControl/>
@@ -5340,7 +5928,7 @@
       </w:r>
       <w:r>
         <w:rPr>
-          <w:rStyle w:val="9"/>
+          <w:rStyle w:val="10"/>
           <w:rFonts w:hint="default" w:ascii="Times New Roman" w:hAnsi="Times New Roman" w:cs="Times New Roman"/>
           <w:b w:val="0"/>
           <w:bCs w:val="0"/>
@@ -5370,7 +5958,7 @@
     </w:p>
     <w:p>
       <w:pPr>
-        <w:pStyle w:val="14"/>
+        <w:pStyle w:val="15"/>
         <w:keepNext w:val="0"/>
         <w:keepLines w:val="0"/>
         <w:widowControl/>
@@ -5390,7 +5978,7 @@
     </w:p>
     <w:p>
       <w:pPr>
-        <w:pStyle w:val="14"/>
+        <w:pStyle w:val="15"/>
         <w:keepNext w:val="0"/>
         <w:keepLines w:val="0"/>
         <w:widowControl/>
@@ -5412,7 +6000,7 @@
     </w:p>
     <w:p>
       <w:pPr>
-        <w:pStyle w:val="14"/>
+        <w:pStyle w:val="15"/>
         <w:keepNext w:val="0"/>
         <w:keepLines w:val="0"/>
         <w:widowControl/>
@@ -5438,7 +6026,7 @@
     </w:p>
     <w:p>
       <w:pPr>
-        <w:pStyle w:val="14"/>
+        <w:pStyle w:val="15"/>
         <w:keepNext w:val="0"/>
         <w:keepLines w:val="0"/>
         <w:widowControl/>
@@ -5464,7 +6052,7 @@
     </w:p>
     <w:p>
       <w:pPr>
-        <w:pStyle w:val="14"/>
+        <w:pStyle w:val="15"/>
         <w:keepNext w:val="0"/>
         <w:keepLines w:val="0"/>
         <w:widowControl/>
@@ -5488,7 +6076,7 @@
     </w:p>
     <w:p>
       <w:pPr>
-        <w:pStyle w:val="14"/>
+        <w:pStyle w:val="15"/>
         <w:keepNext w:val="0"/>
         <w:keepLines w:val="0"/>
         <w:widowControl/>
@@ -5514,7 +6102,7 @@
     </w:p>
     <w:p>
       <w:pPr>
-        <w:pStyle w:val="14"/>
+        <w:pStyle w:val="15"/>
         <w:keepNext w:val="0"/>
         <w:keepLines w:val="0"/>
         <w:widowControl/>
@@ -5540,7 +6128,7 @@
     </w:p>
     <w:p>
       <w:pPr>
-        <w:pStyle w:val="14"/>
+        <w:pStyle w:val="15"/>
         <w:keepNext w:val="0"/>
         <w:keepLines w:val="0"/>
         <w:widowControl/>
@@ -6057,7 +6645,7 @@
     <w:name w:val="heading 1"/>
     <w:basedOn w:val="1"/>
     <w:next w:val="1"/>
-    <w:link w:val="20"/>
+    <w:link w:val="21"/>
     <w:qFormat/>
     <w:uiPriority w:val="9"/>
     <w:pPr>
@@ -6076,7 +6664,7 @@
   <w:style w:type="paragraph" w:styleId="3">
     <w:name w:val="heading 2"/>
     <w:basedOn w:val="1"/>
-    <w:link w:val="17"/>
+    <w:link w:val="18"/>
     <w:qFormat/>
     <w:uiPriority w:val="9"/>
     <w:pPr>
@@ -6096,7 +6684,7 @@
     <w:name w:val="heading 3"/>
     <w:basedOn w:val="1"/>
     <w:next w:val="1"/>
-    <w:link w:val="23"/>
+    <w:link w:val="24"/>
     <w:unhideWhenUsed/>
     <w:qFormat/>
     <w:uiPriority w:val="9"/>
@@ -6176,6 +6764,16 @@
     </w:tblPr>
   </w:style>
   <w:style w:type="character" w:styleId="9">
+    <w:name w:val="Emphasis"/>
+    <w:basedOn w:val="7"/>
+    <w:qFormat/>
+    <w:uiPriority w:val="20"/>
+    <w:rPr>
+      <w:i/>
+      <w:iCs/>
+    </w:rPr>
+  </w:style>
+  <w:style w:type="character" w:styleId="10">
     <w:name w:val="HTML Code"/>
     <w:basedOn w:val="7"/>
     <w:semiHidden/>
@@ -6188,10 +6786,10 @@
       <w:szCs w:val="20"/>
     </w:rPr>
   </w:style>
-  <w:style w:type="paragraph" w:styleId="10">
+  <w:style w:type="paragraph" w:styleId="11">
     <w:name w:val="HTML Preformatted"/>
     <w:basedOn w:val="1"/>
-    <w:link w:val="18"/>
+    <w:link w:val="19"/>
     <w:semiHidden/>
     <w:unhideWhenUsed/>
     <w:qFormat/>
@@ -6224,7 +6822,7 @@
       <w:lang w:eastAsia="en-IN"/>
     </w:rPr>
   </w:style>
-  <w:style w:type="character" w:styleId="11">
+  <w:style w:type="character" w:styleId="12">
     <w:name w:val="HTML Sample"/>
     <w:basedOn w:val="7"/>
     <w:semiHidden/>
@@ -6235,7 +6833,7 @@
       <w:rFonts w:ascii="Courier New" w:hAnsi="Courier New" w:cs="Courier New"/>
     </w:rPr>
   </w:style>
-  <w:style w:type="character" w:styleId="12">
+  <w:style w:type="character" w:styleId="13">
     <w:name w:val="HTML Variable"/>
     <w:basedOn w:val="7"/>
     <w:semiHidden/>
@@ -6247,7 +6845,7 @@
       <w:iCs/>
     </w:rPr>
   </w:style>
-  <w:style w:type="character" w:styleId="13">
+  <w:style w:type="character" w:styleId="14">
     <w:name w:val="Hyperlink"/>
     <w:basedOn w:val="7"/>
     <w:semiHidden/>
@@ -6259,7 +6857,7 @@
       <w:u w:val="single"/>
     </w:rPr>
   </w:style>
-  <w:style w:type="paragraph" w:styleId="14">
+  <w:style w:type="paragraph" w:styleId="15">
     <w:name w:val="Normal (Web)"/>
     <w:basedOn w:val="1"/>
     <w:unhideWhenUsed/>
@@ -6275,7 +6873,7 @@
       <w:lang w:eastAsia="en-IN"/>
     </w:rPr>
   </w:style>
-  <w:style w:type="character" w:styleId="15">
+  <w:style w:type="character" w:styleId="16">
     <w:name w:val="Strong"/>
     <w:basedOn w:val="7"/>
     <w:qFormat/>
@@ -6285,11 +6883,11 @@
       <w:bCs/>
     </w:rPr>
   </w:style>
-  <w:style w:type="paragraph" w:styleId="16">
+  <w:style w:type="paragraph" w:styleId="17">
     <w:name w:val="Subtitle"/>
     <w:basedOn w:val="1"/>
     <w:next w:val="1"/>
-    <w:link w:val="22"/>
+    <w:link w:val="23"/>
     <w:qFormat/>
     <w:uiPriority w:val="11"/>
     <w:rPr>
@@ -6306,7 +6904,7 @@
       </w14:textFill>
     </w:rPr>
   </w:style>
-  <w:style w:type="character" w:customStyle="1" w:styleId="17">
+  <w:style w:type="character" w:customStyle="1" w:styleId="18">
     <w:name w:val="Heading 2 Char"/>
     <w:basedOn w:val="7"/>
     <w:link w:val="3"/>
@@ -6321,10 +6919,10 @@
       <w:lang w:eastAsia="en-IN"/>
     </w:rPr>
   </w:style>
-  <w:style w:type="character" w:customStyle="1" w:styleId="18">
+  <w:style w:type="character" w:customStyle="1" w:styleId="19">
     <w:name w:val="HTML Preformatted Char"/>
     <w:basedOn w:val="7"/>
-    <w:link w:val="10"/>
+    <w:link w:val="11"/>
     <w:semiHidden/>
     <w:qFormat/>
     <w:uiPriority w:val="99"/>
@@ -6335,13 +6933,13 @@
       <w:lang w:eastAsia="en-IN"/>
     </w:rPr>
   </w:style>
-  <w:style w:type="character" w:customStyle="1" w:styleId="19">
+  <w:style w:type="character" w:customStyle="1" w:styleId="20">
     <w:name w:val="token"/>
     <w:basedOn w:val="7"/>
     <w:qFormat/>
     <w:uiPriority w:val="0"/>
   </w:style>
-  <w:style w:type="character" w:customStyle="1" w:styleId="20">
+  <w:style w:type="character" w:customStyle="1" w:styleId="21">
     <w:name w:val="Heading 1 Char"/>
     <w:basedOn w:val="7"/>
     <w:link w:val="2"/>
@@ -6354,16 +6952,16 @@
       <w:szCs w:val="32"/>
     </w:rPr>
   </w:style>
-  <w:style w:type="character" w:customStyle="1" w:styleId="21">
+  <w:style w:type="character" w:customStyle="1" w:styleId="22">
     <w:name w:val="color_h1"/>
     <w:basedOn w:val="7"/>
     <w:qFormat/>
     <w:uiPriority w:val="0"/>
   </w:style>
-  <w:style w:type="character" w:customStyle="1" w:styleId="22">
+  <w:style w:type="character" w:customStyle="1" w:styleId="23">
     <w:name w:val="Subtitle Char"/>
     <w:basedOn w:val="7"/>
-    <w:link w:val="16"/>
+    <w:link w:val="17"/>
     <w:qFormat/>
     <w:uiPriority w:val="11"/>
     <w:rPr>
@@ -6380,7 +6978,7 @@
       </w14:textFill>
     </w:rPr>
   </w:style>
-  <w:style w:type="character" w:customStyle="1" w:styleId="23">
+  <w:style w:type="character" w:customStyle="1" w:styleId="24">
     <w:name w:val="Heading 3 Char"/>
     <w:basedOn w:val="7"/>
     <w:link w:val="4"/>
